--- a/version-3/dept-timetables/AI_Sem1_TimeTable_styled.docx
+++ b/version-3/dept-timetables/AI_Sem1_TimeTable_styled.docx
@@ -1208,7 +1208,7 @@
                 <w:b/>
                 <w:sz w:val="15"/>
               </w:rPr>
-              <w:t>Library</w:t>
+              <w:t>Mentor</w:t>
             </w:r>
           </w:p>
         </w:tc>
@@ -1480,7 +1480,7 @@
                 <w:b w:val="0"/>
                 <w:sz w:val="15"/>
               </w:rPr>
-              <w:t>H-306</w:t>
+              <w:t>H-110</w:t>
             </w:r>
           </w:p>
         </w:tc>
@@ -1778,7 +1778,7 @@
                 <w:b w:val="0"/>
                 <w:sz w:val="15"/>
               </w:rPr>
-              <w:t>MECT-LAB-01</w:t>
+              <w:t>MECT-LAB-02</w:t>
             </w:r>
           </w:p>
         </w:tc>
@@ -1805,7 +1805,7 @@
                 <w:b/>
                 <w:sz w:val="15"/>
               </w:rPr>
-              <w:t>Mentor</w:t>
+              <w:t>Library</w:t>
             </w:r>
           </w:p>
         </w:tc>
@@ -3019,7 +3019,7 @@
                 <w:b/>
                 <w:sz w:val="16"/>
               </w:rPr>
-              <w:t>Library</w:t>
+              <w:t>Mentor</w:t>
             </w:r>
           </w:p>
         </w:tc>
@@ -3046,7 +3046,7 @@
                 <w:b w:val="0"/>
                 <w:sz w:val="16"/>
               </w:rPr>
-              <w:t>LIBRARY</w:t>
+              <w:t>MENTORING</w:t>
             </w:r>
           </w:p>
         </w:tc>
@@ -3072,7 +3072,7 @@
                 <w:b w:val="0"/>
                 <w:sz w:val="16"/>
               </w:rPr>
-              <w:t>Library</w:t>
+              <w:t>Mentoring</w:t>
             </w:r>
           </w:p>
         </w:tc>
@@ -3666,7 +3666,7 @@
                 <w:b/>
                 <w:sz w:val="16"/>
               </w:rPr>
-              <w:t>Mentor</w:t>
+              <w:t>Library</w:t>
             </w:r>
           </w:p>
         </w:tc>
@@ -3693,7 +3693,7 @@
                 <w:b w:val="0"/>
                 <w:sz w:val="16"/>
               </w:rPr>
-              <w:t>MENTORING</w:t>
+              <w:t>LIBRARY</w:t>
             </w:r>
           </w:p>
         </w:tc>
@@ -3719,7 +3719,7 @@
                 <w:b w:val="0"/>
                 <w:sz w:val="16"/>
               </w:rPr>
-              <w:t>Mentoring</w:t>
+              <w:t>Library</w:t>
             </w:r>
           </w:p>
         </w:tc>
@@ -4521,6 +4521,7 @@
               <w:right w:val="single" w:sz="4" w:color="B7BDD6"/>
             </w:tcBorders>
             <w:vAlign w:val="center"/>
+            <w:shd w:val="clear" w:fill="DCE6F7"/>
           </w:tcPr>
           <w:p>
             <w:pPr>
@@ -4533,6 +4534,7 @@
                 <w:b/>
                 <w:sz w:val="15"/>
               </w:rPr>
+              <w:t>Library</w:t>
             </w:r>
           </w:p>
         </w:tc>
@@ -4834,7 +4836,7 @@
                 <w:b/>
                 <w:sz w:val="15"/>
               </w:rPr>
-              <w:t>LAC</w:t>
+              <w:t>PIC</w:t>
             </w:r>
           </w:p>
           <w:p>
@@ -4847,7 +4849,7 @@
                 <w:b w:val="0"/>
                 <w:sz w:val="15"/>
               </w:rPr>
-              <w:t>Dr. Ch.Vijaya Bhaskar</w:t>
+              <w:t>Dr. B. Ravikrishna</w:t>
             </w:r>
           </w:p>
           <w:p>
@@ -4887,7 +4889,7 @@
                 <w:b/>
                 <w:sz w:val="15"/>
               </w:rPr>
-              <w:t>PIC</w:t>
+              <w:t>LAC</w:t>
             </w:r>
           </w:p>
           <w:p>
@@ -4900,7 +4902,7 @@
                 <w:b w:val="0"/>
                 <w:sz w:val="15"/>
               </w:rPr>
-              <w:t>Dr. B. Ravikrishna</w:t>
+              <w:t>Dr. Ch.Vijaya Bhaskar</w:t>
             </w:r>
           </w:p>
           <w:p>
@@ -4996,7 +4998,7 @@
                 <w:b w:val="0"/>
                 <w:sz w:val="15"/>
               </w:rPr>
-              <w:t>H-402</w:t>
+              <w:t>H-306</w:t>
             </w:r>
           </w:p>
         </w:tc>
@@ -5185,7 +5187,7 @@
                 <w:b/>
                 <w:sz w:val="15"/>
               </w:rPr>
-              <w:t>Library</w:t>
+              <w:t>Mentor</w:t>
             </w:r>
           </w:p>
         </w:tc>
@@ -5282,7 +5284,6 @@
               <w:right w:val="single" w:sz="4" w:color="B7BDD6"/>
             </w:tcBorders>
             <w:vAlign w:val="center"/>
-            <w:shd w:val="clear" w:fill="DCE6F7"/>
           </w:tcPr>
           <w:p>
             <w:pPr>
@@ -5295,7 +5296,6 @@
                 <w:b/>
                 <w:sz w:val="15"/>
               </w:rPr>
-              <w:t>Mentor</w:t>
             </w:r>
           </w:p>
         </w:tc>
@@ -5432,7 +5432,7 @@
                 <w:b w:val="0"/>
                 <w:sz w:val="15"/>
               </w:rPr>
-              <w:t>MECT-LAB-01</w:t>
+              <w:t>MECT-LAB-02</w:t>
             </w:r>
           </w:p>
         </w:tc>
@@ -5621,7 +5621,7 @@
                 <w:b w:val="0"/>
                 <w:sz w:val="15"/>
               </w:rPr>
-              <w:t>H-306</w:t>
+              <w:t>H-402</w:t>
             </w:r>
           </w:p>
         </w:tc>
@@ -6498,6 +6498,167 @@
               <w:right w:val="single" w:sz="4" w:color="B7BDD6"/>
             </w:tcBorders>
             <w:vAlign w:val="center"/>
+            <w:shd w:val="clear" w:fill="F5F6FA"/>
+          </w:tcPr>
+          <w:p>
+            <w:pPr>
+              <w:spacing w:after="0" w:before="0"/>
+              <w:jc w:val="center"/>
+            </w:pPr>
+            <w:r/>
+            <w:r>
+              <w:rPr>
+                <w:b/>
+                <w:sz w:val="16"/>
+              </w:rPr>
+              <w:t>Library</w:t>
+            </w:r>
+          </w:p>
+        </w:tc>
+        <w:tc>
+          <w:tcPr>
+            <w:tcW w:type="dxa" w:w="1813"/>
+            <w:tcBorders>
+              <w:top w:val="single" w:sz="4" w:color="B7BDD6"/>
+              <w:left w:val="single" w:sz="4" w:color="B7BDD6"/>
+              <w:bottom w:val="single" w:sz="4" w:color="B7BDD6"/>
+              <w:right w:val="single" w:sz="4" w:color="B7BDD6"/>
+            </w:tcBorders>
+            <w:vAlign w:val="center"/>
+            <w:shd w:val="clear" w:fill="F5F6FA"/>
+          </w:tcPr>
+          <w:p>
+            <w:pPr>
+              <w:spacing w:after="0" w:before="0"/>
+              <w:jc w:val="center"/>
+            </w:pPr>
+            <w:r/>
+            <w:r>
+              <w:rPr>
+                <w:b w:val="0"/>
+                <w:sz w:val="16"/>
+              </w:rPr>
+              <w:t>LIBRARY</w:t>
+            </w:r>
+          </w:p>
+        </w:tc>
+        <w:tc>
+          <w:tcPr>
+            <w:tcW w:type="dxa" w:w="1813"/>
+            <w:tcBorders>
+              <w:top w:val="single" w:sz="4" w:color="B7BDD6"/>
+              <w:left w:val="single" w:sz="4" w:color="B7BDD6"/>
+              <w:bottom w:val="single" w:sz="4" w:color="B7BDD6"/>
+              <w:right w:val="single" w:sz="4" w:color="B7BDD6"/>
+            </w:tcBorders>
+            <w:vAlign w:val="center"/>
+            <w:shd w:val="clear" w:fill="F5F6FA"/>
+          </w:tcPr>
+          <w:p>
+            <w:pPr>
+              <w:spacing w:after="0" w:before="0"/>
+            </w:pPr>
+            <w:r/>
+            <w:r>
+              <w:rPr>
+                <w:b w:val="0"/>
+                <w:sz w:val="16"/>
+              </w:rPr>
+              <w:t>Library</w:t>
+            </w:r>
+          </w:p>
+        </w:tc>
+        <w:tc>
+          <w:tcPr>
+            <w:tcW w:type="dxa" w:w="1813"/>
+            <w:tcBorders>
+              <w:top w:val="single" w:sz="4" w:color="B7BDD6"/>
+              <w:left w:val="single" w:sz="4" w:color="B7BDD6"/>
+              <w:bottom w:val="single" w:sz="4" w:color="B7BDD6"/>
+              <w:right w:val="single" w:sz="4" w:color="B7BDD6"/>
+            </w:tcBorders>
+            <w:vAlign w:val="center"/>
+            <w:shd w:val="clear" w:fill="F5F6FA"/>
+          </w:tcPr>
+          <w:p>
+            <w:pPr>
+              <w:spacing w:after="0" w:before="0"/>
+              <w:jc w:val="center"/>
+            </w:pPr>
+            <w:r/>
+            <w:r>
+              <w:rPr>
+                <w:b w:val="0"/>
+                <w:sz w:val="16"/>
+              </w:rPr>
+              <w:t>Special</w:t>
+            </w:r>
+          </w:p>
+        </w:tc>
+        <w:tc>
+          <w:tcPr>
+            <w:tcW w:type="dxa" w:w="1813"/>
+            <w:tcBorders>
+              <w:top w:val="single" w:sz="4" w:color="B7BDD6"/>
+              <w:left w:val="single" w:sz="4" w:color="B7BDD6"/>
+              <w:bottom w:val="single" w:sz="4" w:color="B7BDD6"/>
+              <w:right w:val="single" w:sz="4" w:color="B7BDD6"/>
+            </w:tcBorders>
+            <w:vAlign w:val="center"/>
+            <w:shd w:val="clear" w:fill="F5F6FA"/>
+          </w:tcPr>
+          <w:p>
+            <w:pPr>
+              <w:spacing w:after="0" w:before="0"/>
+              <w:jc w:val="center"/>
+            </w:pPr>
+            <w:r/>
+            <w:r>
+              <w:rPr>
+                <w:b w:val="0"/>
+                <w:sz w:val="16"/>
+              </w:rPr>
+              <w:t>1</w:t>
+            </w:r>
+          </w:p>
+        </w:tc>
+        <w:tc>
+          <w:tcPr>
+            <w:tcW w:type="dxa" w:w="1813"/>
+            <w:tcBorders>
+              <w:top w:val="single" w:sz="4" w:color="B7BDD6"/>
+              <w:left w:val="single" w:sz="4" w:color="B7BDD6"/>
+              <w:bottom w:val="single" w:sz="4" w:color="B7BDD6"/>
+              <w:right w:val="single" w:sz="4" w:color="B7BDD6"/>
+            </w:tcBorders>
+            <w:vAlign w:val="center"/>
+            <w:shd w:val="clear" w:fill="F5F6FA"/>
+          </w:tcPr>
+          <w:p>
+            <w:pPr>
+              <w:spacing w:after="0" w:before="0"/>
+            </w:pPr>
+            <w:r/>
+            <w:r>
+              <w:rPr>
+                <w:b w:val="0"/>
+                <w:sz w:val="15"/>
+              </w:rPr>
+            </w:r>
+          </w:p>
+        </w:tc>
+      </w:tr>
+      <w:tr>
+        <w:tc>
+          <w:tcPr>
+            <w:tcW w:type="dxa" w:w="1813"/>
+            <w:tcBorders>
+              <w:top w:val="single" w:sz="4" w:color="B7BDD6"/>
+              <w:left w:val="single" w:sz="4" w:color="B7BDD6"/>
+              <w:bottom w:val="single" w:sz="4" w:color="B7BDD6"/>
+              <w:right w:val="single" w:sz="4" w:color="B7BDD6"/>
+            </w:tcBorders>
+            <w:vAlign w:val="center"/>
             <w:shd w:val="clear" w:fill="FBE1E8"/>
           </w:tcPr>
           <w:p>
@@ -6822,7 +6983,7 @@
               <w:right w:val="single" w:sz="4" w:color="B7BDD6"/>
             </w:tcBorders>
             <w:vAlign w:val="center"/>
-            <w:shd w:val="clear" w:fill="F5F6FA"/>
+            <w:shd w:val="clear" w:fill="FFFFFF"/>
           </w:tcPr>
           <w:p>
             <w:pPr>
@@ -6835,7 +6996,7 @@
                 <w:b/>
                 <w:sz w:val="16"/>
               </w:rPr>
-              <w:t>Library</w:t>
+              <w:t>Mentor</w:t>
             </w:r>
           </w:p>
         </w:tc>
@@ -6849,7 +7010,7 @@
               <w:right w:val="single" w:sz="4" w:color="B7BDD6"/>
             </w:tcBorders>
             <w:vAlign w:val="center"/>
-            <w:shd w:val="clear" w:fill="F5F6FA"/>
+            <w:shd w:val="clear" w:fill="FFFFFF"/>
           </w:tcPr>
           <w:p>
             <w:pPr>
@@ -6862,7 +7023,7 @@
                 <w:b w:val="0"/>
                 <w:sz w:val="16"/>
               </w:rPr>
-              <w:t>LIBRARY</w:t>
+              <w:t>MENTORING</w:t>
             </w:r>
           </w:p>
         </w:tc>
@@ -6876,7 +7037,7 @@
               <w:right w:val="single" w:sz="4" w:color="B7BDD6"/>
             </w:tcBorders>
             <w:vAlign w:val="center"/>
-            <w:shd w:val="clear" w:fill="F5F6FA"/>
+            <w:shd w:val="clear" w:fill="FFFFFF"/>
           </w:tcPr>
           <w:p>
             <w:pPr>
@@ -6888,7 +7049,7 @@
                 <w:b w:val="0"/>
                 <w:sz w:val="16"/>
               </w:rPr>
-              <w:t>Library</w:t>
+              <w:t>Mentoring</w:t>
             </w:r>
           </w:p>
         </w:tc>
@@ -6902,7 +7063,7 @@
               <w:right w:val="single" w:sz="4" w:color="B7BDD6"/>
             </w:tcBorders>
             <w:vAlign w:val="center"/>
-            <w:shd w:val="clear" w:fill="F5F6FA"/>
+            <w:shd w:val="clear" w:fill="FFFFFF"/>
           </w:tcPr>
           <w:p>
             <w:pPr>
@@ -6929,7 +7090,7 @@
               <w:right w:val="single" w:sz="4" w:color="B7BDD6"/>
             </w:tcBorders>
             <w:vAlign w:val="center"/>
-            <w:shd w:val="clear" w:fill="F5F6FA"/>
+            <w:shd w:val="clear" w:fill="FFFFFF"/>
           </w:tcPr>
           <w:p>
             <w:pPr>
@@ -6956,7 +7117,7 @@
               <w:right w:val="single" w:sz="4" w:color="B7BDD6"/>
             </w:tcBorders>
             <w:vAlign w:val="center"/>
-            <w:shd w:val="clear" w:fill="F5F6FA"/>
+            <w:shd w:val="clear" w:fill="FFFFFF"/>
           </w:tcPr>
           <w:p>
             <w:pPr>
@@ -7130,167 +7291,6 @@
                 <w:sz w:val="15"/>
               </w:rPr>
               <w:t>Mr. P. Manohar</w:t>
-            </w:r>
-          </w:p>
-        </w:tc>
-      </w:tr>
-      <w:tr>
-        <w:tc>
-          <w:tcPr>
-            <w:tcW w:type="dxa" w:w="1813"/>
-            <w:tcBorders>
-              <w:top w:val="single" w:sz="4" w:color="B7BDD6"/>
-              <w:left w:val="single" w:sz="4" w:color="B7BDD6"/>
-              <w:bottom w:val="single" w:sz="4" w:color="B7BDD6"/>
-              <w:right w:val="single" w:sz="4" w:color="B7BDD6"/>
-            </w:tcBorders>
-            <w:vAlign w:val="center"/>
-            <w:shd w:val="clear" w:fill="F5F6FA"/>
-          </w:tcPr>
-          <w:p>
-            <w:pPr>
-              <w:spacing w:after="0" w:before="0"/>
-              <w:jc w:val="center"/>
-            </w:pPr>
-            <w:r/>
-            <w:r>
-              <w:rPr>
-                <w:b/>
-                <w:sz w:val="16"/>
-              </w:rPr>
-              <w:t>Mentor</w:t>
-            </w:r>
-          </w:p>
-        </w:tc>
-        <w:tc>
-          <w:tcPr>
-            <w:tcW w:type="dxa" w:w="1813"/>
-            <w:tcBorders>
-              <w:top w:val="single" w:sz="4" w:color="B7BDD6"/>
-              <w:left w:val="single" w:sz="4" w:color="B7BDD6"/>
-              <w:bottom w:val="single" w:sz="4" w:color="B7BDD6"/>
-              <w:right w:val="single" w:sz="4" w:color="B7BDD6"/>
-            </w:tcBorders>
-            <w:vAlign w:val="center"/>
-            <w:shd w:val="clear" w:fill="F5F6FA"/>
-          </w:tcPr>
-          <w:p>
-            <w:pPr>
-              <w:spacing w:after="0" w:before="0"/>
-              <w:jc w:val="center"/>
-            </w:pPr>
-            <w:r/>
-            <w:r>
-              <w:rPr>
-                <w:b w:val="0"/>
-                <w:sz w:val="16"/>
-              </w:rPr>
-              <w:t>MENTORING</w:t>
-            </w:r>
-          </w:p>
-        </w:tc>
-        <w:tc>
-          <w:tcPr>
-            <w:tcW w:type="dxa" w:w="1813"/>
-            <w:tcBorders>
-              <w:top w:val="single" w:sz="4" w:color="B7BDD6"/>
-              <w:left w:val="single" w:sz="4" w:color="B7BDD6"/>
-              <w:bottom w:val="single" w:sz="4" w:color="B7BDD6"/>
-              <w:right w:val="single" w:sz="4" w:color="B7BDD6"/>
-            </w:tcBorders>
-            <w:vAlign w:val="center"/>
-            <w:shd w:val="clear" w:fill="F5F6FA"/>
-          </w:tcPr>
-          <w:p>
-            <w:pPr>
-              <w:spacing w:after="0" w:before="0"/>
-            </w:pPr>
-            <w:r/>
-            <w:r>
-              <w:rPr>
-                <w:b w:val="0"/>
-                <w:sz w:val="16"/>
-              </w:rPr>
-              <w:t>Mentoring</w:t>
-            </w:r>
-          </w:p>
-        </w:tc>
-        <w:tc>
-          <w:tcPr>
-            <w:tcW w:type="dxa" w:w="1813"/>
-            <w:tcBorders>
-              <w:top w:val="single" w:sz="4" w:color="B7BDD6"/>
-              <w:left w:val="single" w:sz="4" w:color="B7BDD6"/>
-              <w:bottom w:val="single" w:sz="4" w:color="B7BDD6"/>
-              <w:right w:val="single" w:sz="4" w:color="B7BDD6"/>
-            </w:tcBorders>
-            <w:vAlign w:val="center"/>
-            <w:shd w:val="clear" w:fill="F5F6FA"/>
-          </w:tcPr>
-          <w:p>
-            <w:pPr>
-              <w:spacing w:after="0" w:before="0"/>
-              <w:jc w:val="center"/>
-            </w:pPr>
-            <w:r/>
-            <w:r>
-              <w:rPr>
-                <w:b w:val="0"/>
-                <w:sz w:val="16"/>
-              </w:rPr>
-              <w:t>Special</w:t>
-            </w:r>
-          </w:p>
-        </w:tc>
-        <w:tc>
-          <w:tcPr>
-            <w:tcW w:type="dxa" w:w="1813"/>
-            <w:tcBorders>
-              <w:top w:val="single" w:sz="4" w:color="B7BDD6"/>
-              <w:left w:val="single" w:sz="4" w:color="B7BDD6"/>
-              <w:bottom w:val="single" w:sz="4" w:color="B7BDD6"/>
-              <w:right w:val="single" w:sz="4" w:color="B7BDD6"/>
-            </w:tcBorders>
-            <w:vAlign w:val="center"/>
-            <w:shd w:val="clear" w:fill="F5F6FA"/>
-          </w:tcPr>
-          <w:p>
-            <w:pPr>
-              <w:spacing w:after="0" w:before="0"/>
-              <w:jc w:val="center"/>
-            </w:pPr>
-            <w:r/>
-            <w:r>
-              <w:rPr>
-                <w:b w:val="0"/>
-                <w:sz w:val="16"/>
-              </w:rPr>
-              <w:t>1</w:t>
-            </w:r>
-          </w:p>
-        </w:tc>
-        <w:tc>
-          <w:tcPr>
-            <w:tcW w:type="dxa" w:w="1813"/>
-            <w:tcBorders>
-              <w:top w:val="single" w:sz="4" w:color="B7BDD6"/>
-              <w:left w:val="single" w:sz="4" w:color="B7BDD6"/>
-              <w:bottom w:val="single" w:sz="4" w:color="B7BDD6"/>
-              <w:right w:val="single" w:sz="4" w:color="B7BDD6"/>
-            </w:tcBorders>
-            <w:vAlign w:val="center"/>
-            <w:shd w:val="clear" w:fill="F5F6FA"/>
-          </w:tcPr>
-          <w:p>
-            <w:pPr>
-              <w:spacing w:after="0" w:before="0"/>
-            </w:pPr>
-            <w:r/>
-            <w:r>
-              <w:rPr>
-                <w:b w:val="0"/>
-                <w:sz w:val="15"/>
-              </w:rPr>
             </w:r>
           </w:p>
         </w:tc>
